--- a/src/content/bios/Bokova-IG 2025.docx
+++ b/src/content/bios/Bokova-IG 2025.docx
@@ -923,7 +923,7 @@
             <w:rFonts w:ascii="Times New Roman" w:hAnsi="Times New Roman" w:cs="Times New Roman"/>
             <w:u w:val="none"/>
           </w:rPr>
-          <w:t>https://video.search.yahoo.com/ search/video?fr=yfp-t&amp;ei=UTF&amp;p=status+of+Palestine+at+UNESCO#id=1&amp;vid=c10ddc08 69a4a69d5331f4c8d3fd09bd&amp;action=click</w:t>
+          <w:t>https://video.search.yahoo.com/search/video?fr=yfp-t&amp;ei=UTF&amp;p=status+of+Palestine+at+UNESCO#id=1&amp;vid=c10ddc0869a4a69d5331f4c8d3fd09bd&amp;action=click</w:t>
         </w:r>
       </w:hyperlink>
       <w:r>
@@ -968,7 +968,7 @@
             <w:rFonts w:ascii="Times New Roman" w:hAnsi="Times New Roman" w:cs="Times New Roman"/>
             <w:u w:val="none"/>
           </w:rPr>
-          <w:t>www.huffpost.com/ entry/saving-culture-is-essential-for-building-peace_b_6262068</w:t>
+          <w:t>www.huffpost.com/entry/saving-culture-is-essential-for-building-peace_b_6262068</w:t>
         </w:r>
       </w:hyperlink>
       <w:r>
@@ -1539,7 +1539,7 @@
             <w:rFonts w:ascii="Times New Roman" w:eastAsia="Arial" w:hAnsi="Times New Roman" w:cs="Times New Roman"/>
             <w:u w:val="none"/>
           </w:rPr>
-          <w:t>www.theguardian.com/ culture/2016/jun/03/irina-bokova-un-unesco-world-heritage-palmyra-isis</w:t>
+          <w:t>www.theguardian.com/culture/2016/jun/03/irina-bokova-un-unesco-world-heritage-palmyra-isis</w:t>
         </w:r>
       </w:hyperlink>
       <w:r>
@@ -1687,7 +1687,7 @@
             <w:rFonts w:ascii="Times New Roman" w:eastAsia="Arial" w:hAnsi="Times New Roman" w:cs="Times New Roman"/>
             <w:u w:val="none"/>
           </w:rPr>
-          <w:t>https://theirworld.org/news/ unesco-chief-irina-bokova-interview-g20-education-funding-emergencies-girls-education/</w:t>
+          <w:t>https://theirworld.org/news/unesco-chief-irina-bokova-interview-g20-education-funding-emergencies-girls-education/</w:t>
         </w:r>
       </w:hyperlink>
       <w:r>
